--- a/docs/neuropulse_clinical_trials_strategy.docx
+++ b/docs/neuropulse_clinical_trials_strategy.docx
@@ -2482,7 +2482,7 @@
               <w:rPr>
                 <w:sz w:val="16"/>
               </w:rPr>
-              <w:t>bioRxiv 2023; tACS EEG personalisation paper 2025</w:t>
+              <w:t>bioRxiv 2023; tACS EEG personalization paper 2025</w:t>
             </w:r>
           </w:p>
         </w:tc>
@@ -3881,7 +3881,7 @@
           <w:i w:val="0"/>
           <w:sz w:val="18"/>
         </w:rPr>
-        <w:t>George et al. (Brain Stimulation 2023): first-in-human RCT of EEG phase-locked rTMS. When rTMS pulses are synchronised to the patient's prefrontal alpha phase: (a) strong phase entrainment develops in DLPFC, (b) anterior cingulate cortex is more reliably engaged, (c) inter-individual variability in response is reduced. The EEG phase at the moment of stimulation — not the average EEG — determines outcome.</w:t>
+        <w:t>George et al. (Brain Stimulation 2023): first-in-human RCT of EEG phase-locked rTMS. When rTMS pulses are synchronized to the patient's prefrontal alpha phase: (a) strong phase entrainment develops in DLPFC, (b) anterior cingulate cortex is more reliably engaged, (c) inter-individual variability in response is reduced. The EEG phase at the moment of stimulation — not the average EEG — determines outcome.</w:t>
       </w:r>
     </w:p>
     <w:p>
@@ -4269,7 +4269,7 @@
               <w:rPr>
                 <w:sz w:val="16"/>
               </w:rPr>
-              <w:t>Any MCI research centre;</w:t>
+              <w:t>Any MCI research center;</w:t>
               <w:br/>
               <w:t>University collaboration</w:t>
             </w:r>
